--- a/DisplayHelp-0.6.8-User-Guide.docx
+++ b/DisplayHelp-0.6.8-User-Guide.docx
@@ -42,7 +42,7 @@
           <w:b/>
           <w:bCs/>
         </w:rPr>
-        <w:t xml:space="preserve">DisplayHelp 0.6.8 (123)</w:t>
+        <w:t xml:space="preserve">DisplayHelp 0.6.8 (124)</w:t>
       </w:r>
       <w:r>
         <w:t xml:space="preserve">. Feedback and suggestions are welcome.</w:t>
@@ -687,7 +687,7 @@
         <w:t xml:space="preserve"> </w:t>
       </w:r>
       <w:r>
-        <w:t xml:space="preserve">below: the menu captures show DisplayHelp 0.6.8 (123), captured on 2026-09-27 with isolated sample data; other captures are from 0.6.6 and show controls that are unchanged in 0.6.7. See</w:t>
+        <w:t xml:space="preserve">below: the menu captures show DisplayHelp 0.6.8 (124), captured on 2026-09-27 with isolated sample data; other captures are from 0.6.6 and show controls that are unchanged in 0.6.7. See</w:t>
       </w:r>
       <w:r>
         <w:t xml:space="preserve"> </w:t>
